--- a/por/docx/44.content.docx
+++ b/por/docx/44.content.docx
@@ -535,18 +535,12 @@
         </w:rPr>
         <w:t>primeira viagem (</w:t>
       </w:r>
-      <w:hyperlink r:id="rId13">
-        <w:r>
-          <w:rPr>
-            <w:lang w:val="pt_PT" w:bidi="pt_PT"/>
-          </w:rPr>
-          <w:rPr>
-            <w:color w:val="0000EE"/>
-            <w:u w:val="single"/>
-          </w:rPr>
-          <w:t>Atos 13–14</w:t>
-        </w:r>
-      </w:hyperlink>
+      <w:r>
+        <w:rPr>
+          <w:lang w:val="pt_PT" w:bidi="pt_PT"/>
+        </w:rPr>
+        <w:t>Atos 13–14</w:t>
+      </w:r>
       <w:r>
         <w:rPr>
           <w:lang w:val="pt_PT" w:bidi="pt_PT"/>
@@ -571,18 +565,12 @@
         </w:rPr>
         <w:t>segunda viagem (</w:t>
       </w:r>
-      <w:hyperlink r:id="rId14">
-        <w:r>
-          <w:rPr>
-            <w:lang w:val="pt_PT" w:bidi="pt_PT"/>
-          </w:rPr>
-          <w:rPr>
-            <w:color w:val="0000EE"/>
-            <w:u w:val="single"/>
-          </w:rPr>
-          <w:t>Atos 15.36–18.22</w:t>
-        </w:r>
-      </w:hyperlink>
+      <w:r>
+        <w:rPr>
+          <w:lang w:val="pt_PT" w:bidi="pt_PT"/>
+        </w:rPr>
+        <w:t>Atos 15.36–18.22</w:t>
+      </w:r>
       <w:r>
         <w:rPr>
           <w:lang w:val="pt_PT" w:bidi="pt_PT"/>
@@ -607,18 +595,12 @@
         </w:rPr>
         <w:t>terceira viagem (</w:t>
       </w:r>
-      <w:hyperlink r:id="rId15">
-        <w:r>
-          <w:rPr>
-            <w:lang w:val="pt_PT" w:bidi="pt_PT"/>
-          </w:rPr>
-          <w:rPr>
-            <w:color w:val="0000EE"/>
-            <w:u w:val="single"/>
-          </w:rPr>
-          <w:t>Atos 18.23–20.38</w:t>
-        </w:r>
-      </w:hyperlink>
+      <w:r>
+        <w:rPr>
+          <w:lang w:val="pt_PT" w:bidi="pt_PT"/>
+        </w:rPr>
+        <w:t>Atos 18.23–20.38</w:t>
+      </w:r>
       <w:r>
         <w:rPr>
           <w:lang w:val="pt_PT" w:bidi="pt_PT"/>
@@ -643,18 +625,12 @@
         </w:rPr>
         <w:t>quarta viagem (</w:t>
       </w:r>
-      <w:hyperlink r:id="rId16">
-        <w:r>
-          <w:rPr>
-            <w:lang w:val="pt_PT" w:bidi="pt_PT"/>
-          </w:rPr>
-          <w:rPr>
-            <w:color w:val="0000EE"/>
-            <w:u w:val="single"/>
-          </w:rPr>
-          <w:t>Atos 27–28</w:t>
-        </w:r>
-      </w:hyperlink>
+      <w:r>
+        <w:rPr>
+          <w:lang w:val="pt_PT" w:bidi="pt_PT"/>
+        </w:rPr>
+        <w:t>Atos 27–28</w:t>
+      </w:r>
       <w:r>
         <w:rPr>
           <w:lang w:val="pt_PT" w:bidi="pt_PT"/>
